--- a/courses/mathematics/output/grade8/Grade8-LG-1st_Trim-SY2026-2027-Mathematics.docx
+++ b/courses/mathematics/output/grade8/Grade8-LG-1st_Trim-SY2026-2027-Mathematics.docx
@@ -226,7 +226,7 @@
           <w:i w:val="0"/>
           <w:sz w:val="20"/>
         </w:rPr>
-        <w:t>LSGH Math 8 SimBook</w:t>
+        <w:t>LSGH Math SimBook</w:t>
       </w:r>
       <w:r>
         <w:rPr>
@@ -6384,7 +6384,7 @@
                       <w:i w:val="0"/>
                       <w:sz w:val="18"/>
                     </w:rPr>
-                    <w:t xml:space="preserve"> LSGH Math 8 SimBook · Term 1 Lesson 1 · Center Finder (Balance Point tab)</w:t>
+                    <w:t xml:space="preserve"> LSGH Math SimBook · Grade 8 Term 1 Lesson 1 · Center Finder (Balance Point tab)</w:t>
                   </w:r>
                 </w:p>
                 <w:p>
@@ -6407,7 +6407,7 @@
                       <w:i w:val="0"/>
                       <w:sz w:val="18"/>
                     </w:rPr>
-                    <w:t xml:space="preserve"> https://claude.ai/artifact/MATH8-SIMBOOK#lesson1</w:t>
+                    <w:t xml:space="preserve"> https://claude.ai/artifact/LrpohtVMd8ifUt7nkd7FFr#g8-lesson1</w:t>
                   </w:r>
                 </w:p>
                 <w:p>
@@ -6916,7 +6916,7 @@
                       <w:i w:val="0"/>
                       <w:sz w:val="18"/>
                     </w:rPr>
-                    <w:t xml:space="preserve"> LSGH Math 8 SimBook · Term 1 Lesson 1 · Center Finder (Outlier Effect and Which Measure? tab)</w:t>
+                    <w:t xml:space="preserve"> LSGH Math SimBook · Grade 8 Term 1 Lesson 1 · Center Finder (Outlier Effect and Which Measure? tab)</w:t>
                   </w:r>
                 </w:p>
                 <w:p>
@@ -6939,7 +6939,7 @@
                       <w:i w:val="0"/>
                       <w:sz w:val="18"/>
                     </w:rPr>
-                    <w:t xml:space="preserve"> https://claude.ai/artifact/MATH8-SIMBOOK#lesson1</w:t>
+                    <w:t xml:space="preserve"> https://claude.ai/artifact/LrpohtVMd8ifUt7nkd7FFr#g8-lesson1</w:t>
                   </w:r>
                 </w:p>
                 <w:p>
@@ -7521,7 +7521,7 @@
                 <w:i w:val="0"/>
                 <w:sz w:val="20"/>
               </w:rPr>
-              <w:t>LSGH Math 8 SimBook - Term 1 Lesson 1 (https://claude.ai/artifact/MATH8-SIMBOOK#lesson1)</w:t>
+              <w:t>LSGH Math SimBook - Grade 8 Term 1 Lesson 1 (https://claude.ai/artifact/LrpohtVMd8ifUt7nkd7FFr#g8-lesson1)</w:t>
             </w:r>
           </w:p>
           <w:p>
@@ -8033,7 +8033,7 @@
                       <w:i w:val="0"/>
                       <w:sz w:val="18"/>
                     </w:rPr>
-                    <w:t xml:space="preserve"> LSGH Math 8 SimBook · Term 1 Lesson 2 · Expression Modeler (Build the Model tab)</w:t>
+                    <w:t xml:space="preserve"> LSGH Math SimBook · Grade 8 Term 1 Lesson 2 · Expression Modeler (Build the Model tab)</w:t>
                   </w:r>
                 </w:p>
                 <w:p>
@@ -8056,7 +8056,7 @@
                       <w:i w:val="0"/>
                       <w:sz w:val="18"/>
                     </w:rPr>
-                    <w:t xml:space="preserve"> https://claude.ai/artifact/MATH8-SIMBOOK#lesson2</w:t>
+                    <w:t xml:space="preserve"> https://claude.ai/artifact/LrpohtVMd8ifUt7nkd7FFr#g8-lesson2</w:t>
                   </w:r>
                 </w:p>
                 <w:p>
@@ -8534,7 +8534,7 @@
                       <w:i w:val="0"/>
                       <w:sz w:val="18"/>
                     </w:rPr>
-                    <w:t xml:space="preserve"> LSGH Math 8 SimBook · Term 1 Lesson 2 · Expression Modeler (Match It tab)</w:t>
+                    <w:t xml:space="preserve"> LSGH Math SimBook · Grade 8 Term 1 Lesson 2 · Expression Modeler (Match It tab)</w:t>
                   </w:r>
                 </w:p>
                 <w:p>
@@ -8557,7 +8557,7 @@
                       <w:i w:val="0"/>
                       <w:sz w:val="18"/>
                     </w:rPr>
-                    <w:t xml:space="preserve"> https://claude.ai/artifact/MATH8-SIMBOOK#lesson2</w:t>
+                    <w:t xml:space="preserve"> https://claude.ai/artifact/LrpohtVMd8ifUt7nkd7FFr#g8-lesson2</w:t>
                   </w:r>
                 </w:p>
                 <w:p>
@@ -8897,7 +8897,7 @@
                 <w:i w:val="0"/>
                 <w:sz w:val="20"/>
               </w:rPr>
-              <w:t>LSGH Math 8 SimBook - Term 1 Lesson 2 (https://claude.ai/artifact/MATH8-SIMBOOK#lesson2)</w:t>
+              <w:t>LSGH Math SimBook - Grade 8 Term 1 Lesson 2 (https://claude.ai/artifact/LrpohtVMd8ifUt7nkd7FFr#g8-lesson2)</w:t>
             </w:r>
           </w:p>
           <w:p>
@@ -9409,7 +9409,7 @@
                       <w:i w:val="0"/>
                       <w:sz w:val="18"/>
                     </w:rPr>
-                    <w:t xml:space="preserve"> LSGH Math 8 SimBook · Term 1 Lesson 3 · Exponent Lab (Like Terms tab)</w:t>
+                    <w:t xml:space="preserve"> LSGH Math SimBook · Grade 8 Term 1 Lesson 3 · Exponent Lab (Like Terms tab)</w:t>
                   </w:r>
                 </w:p>
                 <w:p>
@@ -9432,7 +9432,7 @@
                       <w:i w:val="0"/>
                       <w:sz w:val="18"/>
                     </w:rPr>
-                    <w:t xml:space="preserve"> https://claude.ai/artifact/MATH8-SIMBOOK#lesson3</w:t>
+                    <w:t xml:space="preserve"> https://claude.ai/artifact/LrpohtVMd8ifUt7nkd7FFr#g8-lesson3</w:t>
                   </w:r>
                 </w:p>
                 <w:p>
@@ -9874,7 +9874,7 @@
                       <w:i w:val="0"/>
                       <w:sz w:val="18"/>
                     </w:rPr>
-                    <w:t xml:space="preserve"> LSGH Math 8 SimBook · Term 1 Lesson 3 · Exponent Lab (Expand the Powers and Laws Table tab)</w:t>
+                    <w:t xml:space="preserve"> LSGH Math SimBook · Grade 8 Term 1 Lesson 3 · Exponent Lab (Expand the Powers and Laws Table tab)</w:t>
                   </w:r>
                 </w:p>
                 <w:p>
@@ -9897,7 +9897,7 @@
                       <w:i w:val="0"/>
                       <w:sz w:val="18"/>
                     </w:rPr>
-                    <w:t xml:space="preserve"> https://claude.ai/artifact/MATH8-SIMBOOK#lesson3</w:t>
+                    <w:t xml:space="preserve"> https://claude.ai/artifact/LrpohtVMd8ifUt7nkd7FFr#g8-lesson3</w:t>
                   </w:r>
                 </w:p>
                 <w:p>
@@ -10566,7 +10566,7 @@
                 <w:i w:val="0"/>
                 <w:sz w:val="20"/>
               </w:rPr>
-              <w:t>LSGH Math 8 SimBook - Term 1 Lesson 3 (https://claude.ai/artifact/MATH8-SIMBOOK#lesson3)</w:t>
+              <w:t>LSGH Math SimBook - Grade 8 Term 1 Lesson 3 (https://claude.ai/artifact/LrpohtVMd8ifUt7nkd7FFr#g8-lesson3)</w:t>
             </w:r>
           </w:p>
           <w:p>
@@ -11136,7 +11136,7 @@
                       <w:i w:val="0"/>
                       <w:sz w:val="18"/>
                     </w:rPr>
-                    <w:t xml:space="preserve"> LSGH Math 8 SimBook · Term 1 Lesson 4 · Area Builder (Area Model tab)</w:t>
+                    <w:t xml:space="preserve"> LSGH Math SimBook · Grade 8 Term 1 Lesson 4 · Area Builder (Area Model tab)</w:t>
                   </w:r>
                 </w:p>
                 <w:p>
@@ -11159,7 +11159,7 @@
                       <w:i w:val="0"/>
                       <w:sz w:val="18"/>
                     </w:rPr>
-                    <w:t xml:space="preserve"> https://claude.ai/artifact/MATH8-SIMBOOK#lesson4</w:t>
+                    <w:t xml:space="preserve"> https://claude.ai/artifact/LrpohtVMd8ifUt7nkd7FFr#g8-lesson4</w:t>
                   </w:r>
                 </w:p>
                 <w:p>
@@ -11692,7 +11692,7 @@
                       <w:i w:val="0"/>
                       <w:sz w:val="18"/>
                     </w:rPr>
-                    <w:t xml:space="preserve"> LSGH Math 8 SimBook · Term 1 Lesson 4 · Area Builder (Special Products tab)</w:t>
+                    <w:t xml:space="preserve"> LSGH Math SimBook · Grade 8 Term 1 Lesson 4 · Area Builder (Special Products tab)</w:t>
                   </w:r>
                 </w:p>
                 <w:p>
@@ -11715,7 +11715,7 @@
                       <w:i w:val="0"/>
                       <w:sz w:val="18"/>
                     </w:rPr>
-                    <w:t xml:space="preserve"> https://claude.ai/artifact/MATH8-SIMBOOK#lesson4</w:t>
+                    <w:t xml:space="preserve"> https://claude.ai/artifact/LrpohtVMd8ifUt7nkd7FFr#g8-lesson4</w:t>
                   </w:r>
                 </w:p>
                 <w:p>
@@ -12229,7 +12229,7 @@
                       <w:i w:val="0"/>
                       <w:sz w:val="18"/>
                     </w:rPr>
-                    <w:t xml:space="preserve"> LSGH Math 8 SimBook · Term 1 Lesson 4 · Area Builder (Pattern Match tab)</w:t>
+                    <w:t xml:space="preserve"> LSGH Math SimBook · Grade 8 Term 1 Lesson 4 · Area Builder (Pattern Match tab)</w:t>
                   </w:r>
                 </w:p>
                 <w:p>
@@ -12252,7 +12252,7 @@
                       <w:i w:val="0"/>
                       <w:sz w:val="18"/>
                     </w:rPr>
-                    <w:t xml:space="preserve"> https://claude.ai/artifact/MATH8-SIMBOOK#lesson4</w:t>
+                    <w:t xml:space="preserve"> https://claude.ai/artifact/LrpohtVMd8ifUt7nkd7FFr#g8-lesson4</w:t>
                   </w:r>
                 </w:p>
                 <w:p>
@@ -12592,7 +12592,7 @@
                 <w:i w:val="0"/>
                 <w:sz w:val="20"/>
               </w:rPr>
-              <w:t>LSGH Math 8 SimBook - Term 1 Lesson 4 (https://claude.ai/artifact/MATH8-SIMBOOK#lesson4)</w:t>
+              <w:t>LSGH Math SimBook - Grade 8 Term 1 Lesson 4 (https://claude.ai/artifact/LrpohtVMd8ifUt7nkd7FFr#g8-lesson4)</w:t>
             </w:r>
           </w:p>
           <w:p>
@@ -13190,7 +13190,7 @@
                       <w:i w:val="0"/>
                       <w:sz w:val="18"/>
                     </w:rPr>
-                    <w:t xml:space="preserve"> LSGH Math 8 SimBook · Term 1 Lesson 5 · Factor Puzzle (Make a Rectangle tab)</w:t>
+                    <w:t xml:space="preserve"> LSGH Math SimBook · Grade 8 Term 1 Lesson 5 · Factor Puzzle (Make a Rectangle tab)</w:t>
                   </w:r>
                 </w:p>
                 <w:p>
@@ -13213,7 +13213,7 @@
                       <w:i w:val="0"/>
                       <w:sz w:val="18"/>
                     </w:rPr>
-                    <w:t xml:space="preserve"> https://claude.ai/artifact/MATH8-SIMBOOK#lesson5</w:t>
+                    <w:t xml:space="preserve"> https://claude.ai/artifact/LrpohtVMd8ifUt7nkd7FFr#g8-lesson5</w:t>
                   </w:r>
                 </w:p>
                 <w:p>
@@ -13730,7 +13730,7 @@
                       <w:i w:val="0"/>
                       <w:sz w:val="18"/>
                     </w:rPr>
-                    <w:t xml:space="preserve"> LSGH Math 8 SimBook · Term 1 Lesson 5 · Factor Puzzle (Factor Detective tab)</w:t>
+                    <w:t xml:space="preserve"> LSGH Math SimBook · Grade 8 Term 1 Lesson 5 · Factor Puzzle (Factor Detective tab)</w:t>
                   </w:r>
                 </w:p>
                 <w:p>
@@ -13753,7 +13753,7 @@
                       <w:i w:val="0"/>
                       <w:sz w:val="18"/>
                     </w:rPr>
-                    <w:t xml:space="preserve"> https://claude.ai/artifact/MATH8-SIMBOOK#lesson5</w:t>
+                    <w:t xml:space="preserve"> https://claude.ai/artifact/LrpohtVMd8ifUt7nkd7FFr#g8-lesson5</w:t>
                   </w:r>
                 </w:p>
                 <w:p>
@@ -14162,7 +14162,7 @@
                       <w:i w:val="0"/>
                       <w:sz w:val="18"/>
                     </w:rPr>
-                    <w:t xml:space="preserve"> LSGH Math 8 SimBook · Term 1 Lesson 5 · Factor Puzzle (Problems tab)</w:t>
+                    <w:t xml:space="preserve"> LSGH Math SimBook · Grade 8 Term 1 Lesson 5 · Factor Puzzle (Problems tab)</w:t>
                   </w:r>
                 </w:p>
                 <w:p>
@@ -14185,7 +14185,7 @@
                       <w:i w:val="0"/>
                       <w:sz w:val="18"/>
                     </w:rPr>
-                    <w:t xml:space="preserve"> https://claude.ai/artifact/MATH8-SIMBOOK#lesson5</w:t>
+                    <w:t xml:space="preserve"> https://claude.ai/artifact/LrpohtVMd8ifUt7nkd7FFr#g8-lesson5</w:t>
                   </w:r>
                 </w:p>
                 <w:p>
@@ -14696,7 +14696,7 @@
                 <w:i w:val="0"/>
                 <w:sz w:val="20"/>
               </w:rPr>
-              <w:t>LSGH Math 8 SimBook - Term 1 Lesson 5 (https://claude.ai/artifact/MATH8-SIMBOOK#lesson5)</w:t>
+              <w:t>LSGH Math SimBook - Grade 8 Term 1 Lesson 5 (https://claude.ai/artifact/LrpohtVMd8ifUt7nkd7FFr#g8-lesson5)</w:t>
             </w:r>
           </w:p>
           <w:p>
@@ -15549,7 +15549,7 @@
                       <w:i w:val="0"/>
                       <w:sz w:val="18"/>
                     </w:rPr>
-                    <w:t xml:space="preserve"> LSGH Math 8 SimBook · Term 1 Lesson 6 · Fraction Machine (Simplify and Restrictions tab)</w:t>
+                    <w:t xml:space="preserve"> LSGH Math SimBook · Grade 8 Term 1 Lesson 6 · Fraction Machine (Simplify and Restrictions tab)</w:t>
                   </w:r>
                 </w:p>
                 <w:p>
@@ -15572,7 +15572,7 @@
                       <w:i w:val="0"/>
                       <w:sz w:val="18"/>
                     </w:rPr>
-                    <w:t xml:space="preserve"> https://claude.ai/artifact/MATH8-SIMBOOK#lesson6</w:t>
+                    <w:t xml:space="preserve"> https://claude.ai/artifact/LrpohtVMd8ifUt7nkd7FFr#g8-lesson6</w:t>
                   </w:r>
                 </w:p>
                 <w:p>
@@ -16070,7 +16070,7 @@
                       <w:i w:val="0"/>
                       <w:sz w:val="18"/>
                     </w:rPr>
-                    <w:t xml:space="preserve"> LSGH Math 8 SimBook · Term 1 Lesson 6 · Fraction Machine (Operate tab)</w:t>
+                    <w:t xml:space="preserve"> LSGH Math SimBook · Grade 8 Term 1 Lesson 6 · Fraction Machine (Operate tab)</w:t>
                   </w:r>
                 </w:p>
                 <w:p>
@@ -16093,7 +16093,7 @@
                       <w:i w:val="0"/>
                       <w:sz w:val="18"/>
                     </w:rPr>
-                    <w:t xml:space="preserve"> https://claude.ai/artifact/MATH8-SIMBOOK#lesson6</w:t>
+                    <w:t xml:space="preserve"> https://claude.ai/artifact/LrpohtVMd8ifUt7nkd7FFr#g8-lesson6</w:t>
                   </w:r>
                 </w:p>
                 <w:p>
@@ -16627,7 +16627,7 @@
                 <w:i w:val="0"/>
                 <w:sz w:val="20"/>
               </w:rPr>
-              <w:t>LSGH Math 8 SimBook - Term 1 Lesson 6 (https://claude.ai/artifact/MATH8-SIMBOOK#lesson6)</w:t>
+              <w:t>LSGH Math SimBook - Grade 8 Term 1 Lesson 6 (https://claude.ai/artifact/LrpohtVMd8ifUt7nkd7FFr#g8-lesson6)</w:t>
             </w:r>
           </w:p>
           <w:p>
@@ -17141,7 +17141,7 @@
                       <w:i w:val="0"/>
                       <w:sz w:val="18"/>
                     </w:rPr>
-                    <w:t xml:space="preserve"> LSGH Math 8 SimBook · Term 1 Lesson 7 · Work-Rate Lab (Cross-Multiply tab)</w:t>
+                    <w:t xml:space="preserve"> LSGH Math SimBook · Grade 8 Term 1 Lesson 7 · Work-Rate Lab (Cross-Multiply tab)</w:t>
                   </w:r>
                 </w:p>
                 <w:p>
@@ -17164,7 +17164,7 @@
                       <w:i w:val="0"/>
                       <w:sz w:val="18"/>
                     </w:rPr>
-                    <w:t xml:space="preserve"> https://claude.ai/artifact/MATH8-SIMBOOK#lesson7</w:t>
+                    <w:t xml:space="preserve"> https://claude.ai/artifact/LrpohtVMd8ifUt7nkd7FFr#g8-lesson7</w:t>
                   </w:r>
                 </w:p>
                 <w:p>
@@ -17615,7 +17615,7 @@
                       <w:i w:val="0"/>
                       <w:sz w:val="18"/>
                     </w:rPr>
-                    <w:t xml:space="preserve"> LSGH Math 8 SimBook · Term 1 Lesson 7 · Work-Rate Lab (Work Together tab)</w:t>
+                    <w:t xml:space="preserve"> LSGH Math SimBook · Grade 8 Term 1 Lesson 7 · Work-Rate Lab (Work Together tab)</w:t>
                   </w:r>
                 </w:p>
                 <w:p>
@@ -17638,7 +17638,7 @@
                       <w:i w:val="0"/>
                       <w:sz w:val="18"/>
                     </w:rPr>
-                    <w:t xml:space="preserve"> https://claude.ai/artifact/MATH8-SIMBOOK#lesson7</w:t>
+                    <w:t xml:space="preserve"> https://claude.ai/artifact/LrpohtVMd8ifUt7nkd7FFr#g8-lesson7</w:t>
                   </w:r>
                 </w:p>
                 <w:p>
@@ -18191,7 +18191,7 @@
                 <w:i w:val="0"/>
                 <w:sz w:val="20"/>
               </w:rPr>
-              <w:t>LSGH Math 8 SimBook - Term 1 Lesson 7 (https://claude.ai/artifact/MATH8-SIMBOOK#lesson7)</w:t>
+              <w:t>LSGH Math SimBook - Grade 8 Term 1 Lesson 7 (https://claude.ai/artifact/LrpohtVMd8ifUt7nkd7FFr#g8-lesson7)</w:t>
             </w:r>
           </w:p>
           <w:p>
@@ -18918,7 +18918,7 @@
                       <w:i w:val="0"/>
                       <w:sz w:val="18"/>
                     </w:rPr>
-                    <w:t xml:space="preserve"> LSGH Math 8 SimBook · Term 1 Lesson 8 · Pattern Builder (Growing Patterns tab)</w:t>
+                    <w:t xml:space="preserve"> LSGH Math SimBook · Grade 8 Term 1 Lesson 8 · Pattern Builder (Growing Patterns tab)</w:t>
                   </w:r>
                 </w:p>
                 <w:p>
@@ -18941,7 +18941,7 @@
                       <w:i w:val="0"/>
                       <w:sz w:val="18"/>
                     </w:rPr>
-                    <w:t xml:space="preserve"> https://claude.ai/artifact/MATH8-SIMBOOK#lesson8</w:t>
+                    <w:t xml:space="preserve"> https://claude.ai/artifact/LrpohtVMd8ifUt7nkd7FFr#g8-lesson8</w:t>
                   </w:r>
                 </w:p>
                 <w:p>
@@ -19428,7 +19428,7 @@
                       <w:i w:val="0"/>
                       <w:sz w:val="18"/>
                     </w:rPr>
-                    <w:t xml:space="preserve"> LSGH Math 8 SimBook · Term 1 Lesson 8 · Pattern Builder (Find the Rule and Real Patterns tab)</w:t>
+                    <w:t xml:space="preserve"> LSGH Math SimBook · Grade 8 Term 1 Lesson 8 · Pattern Builder (Find the Rule and Real Patterns tab)</w:t>
                   </w:r>
                 </w:p>
                 <w:p>
@@ -19451,7 +19451,7 @@
                       <w:i w:val="0"/>
                       <w:sz w:val="18"/>
                     </w:rPr>
-                    <w:t xml:space="preserve"> https://claude.ai/artifact/MATH8-SIMBOOK#lesson8</w:t>
+                    <w:t xml:space="preserve"> https://claude.ai/artifact/LrpohtVMd8ifUt7nkd7FFr#g8-lesson8</w:t>
                   </w:r>
                 </w:p>
                 <w:p>
@@ -19971,7 +19971,7 @@
                 <w:i w:val="0"/>
                 <w:sz w:val="20"/>
               </w:rPr>
-              <w:t>LSGH Math 8 SimBook - Term 1 Lesson 8 (https://claude.ai/artifact/MATH8-SIMBOOK#lesson8)</w:t>
+              <w:t>LSGH Math SimBook - Grade 8 Term 1 Lesson 8 (https://claude.ai/artifact/LrpohtVMd8ifUt7nkd7FFr#g8-lesson8)</w:t>
             </w:r>
           </w:p>
           <w:p>
@@ -20597,7 +20597,7 @@
                       <w:i w:val="0"/>
                       <w:sz w:val="18"/>
                     </w:rPr>
-                    <w:t xml:space="preserve"> LSGH Math 8 SimBook · Term 1 Lesson 9 · Barangay Map (Plot It tab)</w:t>
+                    <w:t xml:space="preserve"> LSGH Math SimBook · Grade 8 Term 1 Lesson 9 · Barangay Map (Plot It tab)</w:t>
                   </w:r>
                 </w:p>
                 <w:p>
@@ -20620,7 +20620,7 @@
                       <w:i w:val="0"/>
                       <w:sz w:val="18"/>
                     </w:rPr>
-                    <w:t xml:space="preserve"> https://claude.ai/artifact/MATH8-SIMBOOK#lesson9</w:t>
+                    <w:t xml:space="preserve"> https://claude.ai/artifact/LrpohtVMd8ifUt7nkd7FFr#g8-lesson9</w:t>
                   </w:r>
                 </w:p>
                 <w:p>
@@ -20931,7 +20931,7 @@
                       <w:i w:val="0"/>
                       <w:sz w:val="18"/>
                     </w:rPr>
-                    <w:t xml:space="preserve"> LSGH Math 8 SimBook · Term 1 Lesson 9 · Barangay Map (Distance tab)</w:t>
+                    <w:t xml:space="preserve"> LSGH Math SimBook · Grade 8 Term 1 Lesson 9 · Barangay Map (Distance tab)</w:t>
                   </w:r>
                 </w:p>
                 <w:p>
@@ -20954,7 +20954,7 @@
                       <w:i w:val="0"/>
                       <w:sz w:val="18"/>
                     </w:rPr>
-                    <w:t xml:space="preserve"> https://claude.ai/artifact/MATH8-SIMBOOK#lesson9</w:t>
+                    <w:t xml:space="preserve"> https://claude.ai/artifact/LrpohtVMd8ifUt7nkd7FFr#g8-lesson9</w:t>
                   </w:r>
                 </w:p>
                 <w:p>
@@ -21386,7 +21386,7 @@
                       <w:i w:val="0"/>
                       <w:sz w:val="18"/>
                     </w:rPr>
-                    <w:t xml:space="preserve"> LSGH Math 8 SimBook · Term 1 Lesson 9 · Barangay Map (Midpoint tab)</w:t>
+                    <w:t xml:space="preserve"> LSGH Math SimBook · Grade 8 Term 1 Lesson 9 · Barangay Map (Midpoint tab)</w:t>
                   </w:r>
                 </w:p>
                 <w:p>
@@ -21409,7 +21409,7 @@
                       <w:i w:val="0"/>
                       <w:sz w:val="18"/>
                     </w:rPr>
-                    <w:t xml:space="preserve"> https://claude.ai/artifact/MATH8-SIMBOOK#lesson9</w:t>
+                    <w:t xml:space="preserve"> https://claude.ai/artifact/LrpohtVMd8ifUt7nkd7FFr#g8-lesson9</w:t>
                   </w:r>
                 </w:p>
                 <w:p>
@@ -21911,7 +21911,7 @@
                 <w:i w:val="0"/>
                 <w:sz w:val="20"/>
               </w:rPr>
-              <w:t>LSGH Math 8 SimBook - Term 1 Lesson 9 (https://claude.ai/artifact/MATH8-SIMBOOK#lesson9)</w:t>
+              <w:t>LSGH Math SimBook - Grade 8 Term 1 Lesson 9 (https://claude.ai/artifact/LrpohtVMd8ifUt7nkd7FFr#g8-lesson9)</w:t>
             </w:r>
           </w:p>
           <w:p>
